--- a/docs/新・ミライ人間洗濯機_API仕様書.docx
+++ b/docs/新・ミライ人間洗濯機_API仕様書.docx
@@ -22380,7 +22380,7 @@
           <w:sz w:val="20"/>
           <w:szCs w:val="20"/>
         </w:rPr>
-        <w:t xml:space="preserve">      "downloadUrl": "https://d1v1pzc5e0jqa0.cloudfront.net/contents/CNT-00001/550e8400-e29b-41d4-a716-446655440000.mp4?Expires=...",</w:t>
+        <w:t xml:space="preserve">      "deliveryType": "general",</w:t>
       </w:r>
     </w:p>
     <w:p>
@@ -22394,7 +22394,7 @@
           <w:sz w:val="20"/>
           <w:szCs w:val="20"/>
         </w:rPr>
-        <w:t xml:space="preserve">      "thumbnailUrl": "https://d1v1pzc5e0jqa0.cloudfront.net/contents/CNT-00001/thumbnails/550e8400-e29b-41d4-a716-446655440000.jpg?Expires=...",</w:t>
+        <w:t xml:space="preserve">      "downloadUrl": "https://d1v1pzc5e0jqa0.cloudfront.net/contents/CNT-00001/550e8400-e29b-41d4-a716-446655440000.mp4?Expires=...",</w:t>
       </w:r>
     </w:p>
     <w:p>
@@ -22408,7 +22408,7 @@
           <w:sz w:val="20"/>
           <w:szCs w:val="20"/>
         </w:rPr>
-        <w:t xml:space="preserve">      "version": 1,</w:t>
+        <w:t xml:space="preserve">      "thumbnailUrl": "https://d1v1pzc5e0jqa0.cloudfront.net/contents/CNT-00001/thumbnails/550e8400-e29b-41d4-a716-446655440000.jpg?Expires=...",</w:t>
       </w:r>
     </w:p>
     <w:p>
@@ -22422,7 +22422,7 @@
           <w:sz w:val="20"/>
           <w:szCs w:val="20"/>
         </w:rPr>
-        <w:t xml:space="preserve">      "checksum": "abc123def456"</w:t>
+        <w:t xml:space="preserve">      "version": 1,</w:t>
       </w:r>
     </w:p>
     <w:p>
@@ -22436,7 +22436,7 @@
           <w:sz w:val="20"/>
           <w:szCs w:val="20"/>
         </w:rPr>
-        <w:t xml:space="preserve">    }</w:t>
+        <w:t xml:space="preserve">      "checksum": "abc123def456"</w:t>
       </w:r>
     </w:p>
     <w:p>
@@ -22450,6 +22450,20 @@
           <w:sz w:val="20"/>
           <w:szCs w:val="20"/>
         </w:rPr>
+        <w:t xml:space="preserve">    }</w:t>
+      </w:r>
+    </w:p>
+    <w:p>
+      <w:pPr>
+        <w:shd w:fill="F5F5F5" w:color="auto" w:val="clear"/>
+        <w:spacing w:after="0" w:before="0" w:line="260"/>
+      </w:pPr>
+      <w:r>
+        <w:rPr>
+          <w:rFonts w:ascii="Consolas" w:cs="Consolas" w:eastAsia="Consolas" w:hAnsi="Consolas"/>
+          <w:sz w:val="20"/>
+          <w:szCs w:val="20"/>
+        </w:rPr>
         <w:t xml:space="preserve">  ]</w:t>
       </w:r>
     </w:p>
@@ -22465,6 +22479,84 @@
           <w:szCs w:val="20"/>
         </w:rPr>
         <w:t xml:space="preserve">}</w:t>
+      </w:r>
+    </w:p>
+    <w:p>
+      <w:pPr>
+        <w:pBdr>
+          <w:left w:val="single" w:color="BFBFBF" w:sz="12" w:space="8"/>
+        </w:pBdr>
+        <w:spacing w:after="80" w:before="80"/>
+        <w:ind w:left="360"/>
+      </w:pPr>
+      <w:r>
+        <w:rPr>
+          <w:rFonts w:ascii="Consolas" w:cs="Consolas" w:eastAsia="Consolas" w:hAnsi="Consolas"/>
+          <w:i/>
+          <w:iCs/>
+          <w:color w:val="595959"/>
+          <w:sz w:val="22"/>
+          <w:szCs w:val="22"/>
+          <w:shd w:fill="F5F5F5" w:color="auto" w:val="clear"/>
+        </w:rPr>
+        <w:t xml:space="preserve">deliveryType</w:t>
+      </w:r>
+      <w:r>
+        <w:rPr>
+          <w:rFonts w:ascii="Yu Gothic" w:cs="Yu Gothic" w:eastAsia="Yu Gothic" w:hAnsi="Yu Gothic"/>
+          <w:i/>
+          <w:iCs/>
+          <w:color w:val="595959"/>
+          <w:sz w:val="22"/>
+          <w:szCs w:val="22"/>
+        </w:rPr>
+        <w:t xml:space="preserve"> は配信区分。</w:t>
+      </w:r>
+      <w:r>
+        <w:rPr>
+          <w:rFonts w:ascii="Consolas" w:cs="Consolas" w:eastAsia="Consolas" w:hAnsi="Consolas"/>
+          <w:i/>
+          <w:iCs/>
+          <w:color w:val="595959"/>
+          <w:sz w:val="22"/>
+          <w:szCs w:val="22"/>
+          <w:shd w:fill="F5F5F5" w:color="auto" w:val="clear"/>
+        </w:rPr>
+        <w:t xml:space="preserve">'general'</w:t>
+      </w:r>
+      <w:r>
+        <w:rPr>
+          <w:rFonts w:ascii="Yu Gothic" w:cs="Yu Gothic" w:eastAsia="Yu Gothic" w:hAnsi="Yu Gothic"/>
+          <w:i/>
+          <w:iCs/>
+          <w:color w:val="595959"/>
+          <w:sz w:val="22"/>
+          <w:szCs w:val="22"/>
+        </w:rPr>
+        <w:t xml:space="preserve">（一般・全拠点配信）または </w:t>
+      </w:r>
+      <w:r>
+        <w:rPr>
+          <w:rFonts w:ascii="Consolas" w:cs="Consolas" w:eastAsia="Consolas" w:hAnsi="Consolas"/>
+          <w:i/>
+          <w:iCs/>
+          <w:color w:val="595959"/>
+          <w:sz w:val="22"/>
+          <w:szCs w:val="22"/>
+          <w:shd w:fill="F5F5F5" w:color="auto" w:val="clear"/>
+        </w:rPr>
+        <w:t xml:space="preserve">'limited'</w:t>
+      </w:r>
+      <w:r>
+        <w:rPr>
+          <w:rFonts w:ascii="Yu Gothic" w:cs="Yu Gothic" w:eastAsia="Yu Gothic" w:hAnsi="Yu Gothic"/>
+          <w:i/>
+          <w:iCs/>
+          <w:color w:val="595959"/>
+          <w:sz w:val="22"/>
+          <w:szCs w:val="22"/>
+        </w:rPr>
+        <w:t xml:space="preserve">（特別・割当拠点のみ配信）。</w:t>
       </w:r>
     </w:p>
     <w:p>
